--- a/sem2/manual_2_oop/lab07/RIS-25-2B-Ilinov-lab07-otchet.docx
+++ b/sem2/manual_2_oop/lab07/RIS-25-2B-Ilinov-lab07-otchet.docx
@@ -231,7 +231,7 @@
           <w:szCs w:val="24"/>
           <w:lang w:val="ru-RU"/>
         </w:rPr>
-        <w:t>9</w:t>
+        <w:t>7</w:t>
       </w:r>
     </w:p>
     <w:p>
@@ -249,7 +249,18 @@
           <w:szCs w:val="24"/>
           <w:lang w:val="ru-RU"/>
         </w:rPr>
-        <w:t>«</w:t>
+        <w:t>«Шаблоны классов</w:t>
+      </w:r>
+      <w:r>
+        <w:rPr>
+          <w:rFonts w:cs="Times New Roman" w:ascii="times new roman" w:hAnsi="times new roman"/>
+          <w:b/>
+          <w:bCs/>
+          <w:sz w:val="24"/>
+          <w:szCs w:val="24"/>
+          <w:lang w:val="ru-RU"/>
+        </w:rPr>
+        <w:t>.</w:t>
       </w:r>
       <w:r>
         <w:rPr>
@@ -260,19 +271,18 @@
           <w:szCs w:val="24"/>
           <w:lang w:val="ru-RU"/>
         </w:rPr>
-        <w:t>Шаблоны классов</w:t>
-      </w:r>
-      <w:r>
-        <w:rPr>
-          <w:rFonts w:cs="Times New Roman" w:ascii="times new roman" w:hAnsi="times new roman"/>
-          <w:b/>
-          <w:bCs/>
+        <w:t>»</w:t>
+      </w:r>
+    </w:p>
+    <w:p>
+      <w:pPr>
+        <w:pStyle w:val="Normal"/>
+        <w:jc w:val="center"/>
+        <w:rPr>
           <w:sz w:val="24"/>
           <w:szCs w:val="24"/>
-          <w:lang w:val="ru-RU"/>
-        </w:rPr>
-        <w:t>.</w:t>
-      </w:r>
+        </w:rPr>
+      </w:pPr>
       <w:r>
         <w:rPr>
           <w:rFonts w:cs="Times New Roman" w:ascii="Times New Roman" w:hAnsi="Times New Roman"/>
@@ -282,27 +292,6 @@
           <w:szCs w:val="24"/>
           <w:lang w:val="ru-RU"/>
         </w:rPr>
-        <w:t>»</w:t>
-      </w:r>
-    </w:p>
-    <w:p>
-      <w:pPr>
-        <w:pStyle w:val="Normal"/>
-        <w:jc w:val="center"/>
-        <w:rPr>
-          <w:sz w:val="24"/>
-          <w:szCs w:val="24"/>
-        </w:rPr>
-      </w:pPr>
-      <w:r>
-        <w:rPr>
-          <w:rFonts w:cs="Times New Roman" w:ascii="Times New Roman" w:hAnsi="Times New Roman"/>
-          <w:b/>
-          <w:bCs/>
-          <w:sz w:val="24"/>
-          <w:szCs w:val="24"/>
-          <w:lang w:val="ru-RU"/>
-        </w:rPr>
         <w:t>По дисциплине «Основы алгоритмизации и программирования»</w:t>
       </w:r>
     </w:p>
@@ -914,27 +903,7 @@
           <w:szCs w:val="24"/>
           <w:lang w:val="ru-RU"/>
         </w:rPr>
-        <w:t>1. Согласно принципам инкапсуляции поля класс</w:t>
-      </w:r>
-      <w:r>
-        <w:rPr>
-          <w:rFonts w:eastAsia="Times New Roman" w:cs="Times New Roman" w:ascii="Times New Roman" w:hAnsi="Times New Roman"/>
-          <w:iCs/>
-          <w:sz w:val="24"/>
-          <w:szCs w:val="24"/>
-          <w:lang w:val="ru-RU"/>
-        </w:rPr>
-        <w:t>ов</w:t>
-      </w:r>
-      <w:r>
-        <w:rPr>
-          <w:rFonts w:eastAsia="Times New Roman" w:cs="Times New Roman" w:ascii="Times New Roman" w:hAnsi="Times New Roman"/>
-          <w:iCs/>
-          <w:sz w:val="24"/>
-          <w:szCs w:val="24"/>
-          <w:lang w:val="ru-RU"/>
-        </w:rPr>
-        <w:t xml:space="preserve"> должны быть приватными, а описанные в постановке методы — публичными.</w:t>
+        <w:t>1. Согласно принципам инкапсуляции поля классов должны быть приватными, а описанные в постановке методы — публичными.</w:t>
       </w:r>
     </w:p>
     <w:p>
@@ -985,15 +954,6 @@
         <w:t>3. Для объявления переменных заданного класса реализуем конструкторы: обычный (принимает на вход значения полей класса), копирования и «пустой конструктор», выставляющий значения по умолчанию.</w:t>
         <w:br/>
         <w:tab/>
-      </w:r>
-      <w:r>
-        <w:rPr>
-          <w:rFonts w:eastAsia="Times New Roman" w:cs="Times New Roman" w:ascii="Times New Roman" w:hAnsi="Times New Roman"/>
-          <w:iCs/>
-          <w:sz w:val="24"/>
-          <w:szCs w:val="24"/>
-          <w:lang w:val="ru-RU"/>
-        </w:rPr>
         <w:t>4. Используем темплейты для универсализации листа для всех типов данных.</w:t>
         <w:br/>
         <w:tab/>
@@ -1029,6 +989,7 @@
     <w:p>
       <w:pPr>
         <w:pStyle w:val="Normal"/>
+        <w:spacing w:before="0" w:after="160"/>
         <w:ind w:firstLine="709"/>
         <w:jc w:val="center"/>
         <w:rPr>
@@ -1071,39 +1032,16 @@
           <w:szCs w:val="24"/>
           <w:lang w:val="ru-RU"/>
         </w:rPr>
-      </w:r>
-    </w:p>
-    <w:p>
-      <w:pPr>
-        <w:pStyle w:val="Normal"/>
-        <w:ind w:firstLine="709"/>
-        <w:jc w:val="center"/>
-        <w:rPr>
-          <w:rFonts w:ascii="Times New Roman" w:hAnsi="Times New Roman" w:eastAsia="Times New Roman" w:cs="Times New Roman"/>
-          <w:iCs/>
-          <w:sz w:val="24"/>
-          <w:szCs w:val="24"/>
-          <w:lang w:val="ru-RU"/>
-        </w:rPr>
-      </w:pPr>
-      <w:r>
-        <w:rPr>
-          <w:rFonts w:eastAsia="Times New Roman" w:cs="Times New Roman" w:ascii="Times New Roman" w:hAnsi="Times New Roman"/>
-          <w:iCs/>
-          <w:sz w:val="24"/>
-          <w:szCs w:val="24"/>
-          <w:lang w:val="ru-RU"/>
-        </w:rPr>
         <w:drawing>
           <wp:anchor distT="0" distB="0" distL="0" distR="0" simplePos="0" relativeHeight="2" behindDoc="0" locked="0" layoutInCell="0" allowOverlap="1">
             <wp:simplePos x="0" y="0"/>
             <wp:positionH relativeFrom="column">
-              <wp:posOffset>859155</wp:posOffset>
+              <wp:posOffset>779780</wp:posOffset>
             </wp:positionH>
             <wp:positionV relativeFrom="paragraph">
-              <wp:posOffset>88265</wp:posOffset>
+              <wp:posOffset>161290</wp:posOffset>
             </wp:positionV>
-            <wp:extent cx="4133215" cy="7430770"/>
+            <wp:extent cx="4280535" cy="7706995"/>
             <wp:effectExtent l="0" t="0" r="0" b="0"/>
             <wp:wrapSquare wrapText="largest"/>
             <wp:docPr id="1" name="Image1"/>
@@ -1128,7 +1066,7 @@
                   <pic:spPr bwMode="auto">
                     <a:xfrm>
                       <a:off x="0" y="0"/>
-                      <a:ext cx="4133215" cy="7430770"/>
+                      <a:ext cx="4280535" cy="7706995"/>
                     </a:xfrm>
                     <a:prstGeom prst="rect">
                       <a:avLst/>
@@ -1141,6 +1079,29 @@
           </wp:anchor>
         </w:drawing>
       </w:r>
+    </w:p>
+    <w:p>
+      <w:pPr>
+        <w:pStyle w:val="Normal"/>
+        <w:ind w:firstLine="709"/>
+        <w:jc w:val="center"/>
+        <w:rPr>
+          <w:rFonts w:ascii="Times New Roman" w:hAnsi="Times New Roman" w:eastAsia="Times New Roman" w:cs="Times New Roman"/>
+          <w:iCs/>
+          <w:sz w:val="24"/>
+          <w:szCs w:val="24"/>
+          <w:lang w:val="ru-RU"/>
+        </w:rPr>
+      </w:pPr>
+      <w:r>
+        <w:rPr>
+          <w:rFonts w:eastAsia="Times New Roman" w:cs="Times New Roman" w:ascii="Times New Roman" w:hAnsi="Times New Roman"/>
+          <w:iCs/>
+          <w:sz w:val="24"/>
+          <w:szCs w:val="24"/>
+          <w:lang w:val="ru-RU"/>
+        </w:rPr>
+      </w:r>
       <w:r>
         <w:br w:type="page"/>
       </w:r>
@@ -1167,34 +1128,13 @@
           <w:szCs w:val="24"/>
           <w:lang w:val="ru-RU"/>
         </w:rPr>
-        <w:t xml:space="preserve">КОД </w:t>
-      </w:r>
-      <w:r>
-        <w:rPr>
-          <w:rFonts w:eastAsia="Times New Roman" w:cs="Times New Roman" w:ascii="Times New Roman" w:hAnsi="Times New Roman"/>
-          <w:iCs/>
-          <w:sz w:val="24"/>
-          <w:szCs w:val="24"/>
-          <w:lang w:val="ru-RU"/>
-        </w:rPr>
-        <w:t>Pair</w:t>
-      </w:r>
-      <w:r>
-        <w:rPr>
-          <w:rFonts w:eastAsia="Times New Roman" w:cs="Times New Roman" w:ascii="Times New Roman" w:hAnsi="Times New Roman"/>
-          <w:iCs/>
-          <w:sz w:val="24"/>
-          <w:szCs w:val="24"/>
-          <w:lang w:val="ru-RU"/>
-        </w:rPr>
-        <w:t>.h</w:t>
+        <w:t>КОД Pair.h</w:t>
       </w:r>
     </w:p>
     <w:p>
       <w:pPr>
         <w:pStyle w:val="Normal"/>
-        <w:pBdr/>
-        <w:shd w:fill="FFFFFF" w:val="clear"/>
+        <w:shd w:val="clear" w:fill="FFFFFF"/>
         <w:rPr>
           <w:rFonts w:ascii="JetBrains Mono" w:hAnsi="JetBrains Mono"/>
           <w:b w:val="false"/>
@@ -2419,34 +2359,13 @@
           <w:szCs w:val="24"/>
           <w:lang w:val="ru-RU"/>
         </w:rPr>
-        <w:t xml:space="preserve">КОД </w:t>
-      </w:r>
-      <w:r>
-        <w:rPr>
-          <w:rFonts w:eastAsia="Times New Roman" w:cs="Times New Roman" w:ascii="Times New Roman" w:hAnsi="Times New Roman"/>
-          <w:iCs/>
-          <w:sz w:val="24"/>
-          <w:szCs w:val="24"/>
-          <w:lang w:val="ru-RU"/>
-        </w:rPr>
-        <w:t>Pair</w:t>
-      </w:r>
-      <w:r>
-        <w:rPr>
-          <w:rFonts w:eastAsia="Times New Roman" w:cs="Times New Roman" w:ascii="Times New Roman" w:hAnsi="Times New Roman"/>
-          <w:iCs/>
-          <w:sz w:val="24"/>
-          <w:szCs w:val="24"/>
-          <w:lang w:val="ru-RU"/>
-        </w:rPr>
-        <w:t>.cpp</w:t>
+        <w:t>КОД Pair.cpp</w:t>
       </w:r>
     </w:p>
     <w:p>
       <w:pPr>
         <w:pStyle w:val="Normal"/>
-        <w:pBdr/>
-        <w:shd w:fill="FFFFFF" w:val="clear"/>
+        <w:shd w:val="clear" w:fill="FFFFFF"/>
         <w:rPr>
           <w:rFonts w:ascii="JetBrains Mono" w:hAnsi="JetBrains Mono"/>
           <w:b w:val="false"/>
@@ -7180,44 +7099,13 @@
           <w:szCs w:val="24"/>
           <w:lang w:val="ru-RU"/>
         </w:rPr>
-        <w:t xml:space="preserve">КОД </w:t>
-      </w:r>
-      <w:r>
-        <w:rPr>
-          <w:rFonts w:eastAsia="Times New Roman" w:cs="Times New Roman" w:ascii="Times New Roman" w:hAnsi="Times New Roman"/>
-          <w:iCs/>
-          <w:sz w:val="24"/>
-          <w:szCs w:val="24"/>
-          <w:lang w:val="ru-RU"/>
-        </w:rPr>
-        <w:t>bidirectional</w:t>
-      </w:r>
-      <w:r>
-        <w:rPr>
-          <w:rFonts w:eastAsia="Times New Roman" w:cs="Times New Roman" w:ascii="Times New Roman" w:hAnsi="Times New Roman"/>
-          <w:iCs/>
-          <w:sz w:val="24"/>
-          <w:szCs w:val="24"/>
-          <w:lang w:val="ru-RU"/>
-        </w:rPr>
-        <w:t>.</w:t>
-      </w:r>
-      <w:r>
-        <w:rPr>
-          <w:rFonts w:eastAsia="Times New Roman" w:cs="Times New Roman" w:ascii="Times New Roman" w:hAnsi="Times New Roman"/>
-          <w:iCs/>
-          <w:sz w:val="24"/>
-          <w:szCs w:val="24"/>
-          <w:lang w:val="ru-RU"/>
-        </w:rPr>
-        <w:t>h</w:t>
+        <w:t>КОД bidirectional.h</w:t>
       </w:r>
     </w:p>
     <w:p>
       <w:pPr>
         <w:pStyle w:val="Normal"/>
-        <w:pBdr/>
-        <w:shd w:fill="FFFFFF" w:val="clear"/>
+        <w:shd w:val="clear" w:fill="FFFFFF"/>
         <w:rPr>
           <w:rFonts w:ascii="JetBrains Mono" w:hAnsi="JetBrains Mono"/>
           <w:b w:val="false"/>
@@ -11424,34 +11312,13 @@
           <w:szCs w:val="24"/>
           <w:lang w:val="ru-RU"/>
         </w:rPr>
-        <w:t xml:space="preserve">КОД </w:t>
-      </w:r>
-      <w:r>
-        <w:rPr>
-          <w:rFonts w:eastAsia="Times New Roman" w:cs="Times New Roman" w:ascii="Times New Roman" w:hAnsi="Times New Roman"/>
-          <w:iCs/>
-          <w:sz w:val="24"/>
-          <w:szCs w:val="24"/>
-          <w:lang w:val="ru-RU"/>
-        </w:rPr>
-        <w:t>bidirectional</w:t>
-      </w:r>
-      <w:r>
-        <w:rPr>
-          <w:rFonts w:eastAsia="Times New Roman" w:cs="Times New Roman" w:ascii="Times New Roman" w:hAnsi="Times New Roman"/>
-          <w:iCs/>
-          <w:sz w:val="24"/>
-          <w:szCs w:val="24"/>
-          <w:lang w:val="ru-RU"/>
-        </w:rPr>
-        <w:t>.cpp</w:t>
+        <w:t>КОД bidirectional.cpp</w:t>
       </w:r>
     </w:p>
     <w:p>
       <w:pPr>
         <w:pStyle w:val="Normal"/>
-        <w:pBdr/>
-        <w:shd w:fill="FFFFFF" w:val="clear"/>
+        <w:shd w:val="clear" w:fill="FFFFFF"/>
         <w:rPr>
           <w:rFonts w:ascii="JetBrains Mono" w:hAnsi="JetBrains Mono"/>
           <w:b w:val="false"/>
@@ -23806,8 +23673,7 @@
     <w:p>
       <w:pPr>
         <w:pStyle w:val="Normal"/>
-        <w:pBdr/>
-        <w:shd w:fill="FFFFFF" w:val="clear"/>
+        <w:shd w:val="clear" w:fill="FFFFFF"/>
         <w:rPr>
           <w:rFonts w:ascii="JetBrains Mono" w:hAnsi="JetBrains Mono"/>
           <w:b w:val="false"/>
@@ -25553,7 +25419,7 @@
     <w:pPr>
       <w:widowControl/>
       <w:suppressAutoHyphens w:val="true"/>
-      <w:overflowPunct w:val="true"/>
+      <w:overflowPunct w:val="false"/>
       <w:bidi w:val="0"/>
       <w:spacing w:lineRule="auto" w:line="259" w:before="0" w:after="160"/>
       <w:jc w:val="left"/>
